--- a/additional/further-labs/lab-28-capstone-gke-six-domains.docx
+++ b/additional/further-labs/lab-28-capstone-gke-six-domains.docx
@@ -2,14 +2,6 @@
 <file path=word/document.xml><?xml version="1.0" encoding="utf-8"?>
 <w:document xmlns:w="http://schemas.openxmlformats.org/wordprocessingml/2006/main" xmlns:m="http://schemas.openxmlformats.org/officeDocument/2006/math" xmlns:r="http://schemas.openxmlformats.org/officeDocument/2006/relationships" xmlns:o="urn:schemas-microsoft-com:office:office" xmlns:v="urn:schemas-microsoft-com:vml" xmlns:w10="urn:schemas-microsoft-com:office:word" xmlns:a="http://schemas.openxmlformats.org/drawingml/2006/main" xmlns:pic="http://schemas.openxmlformats.org/drawingml/2006/picture" xmlns:wp="http://schemas.openxmlformats.org/drawingml/2006/wordprocessingDrawing">
   <w:body>
-    <w:p>
-      <w:pPr>
-        <w:pStyle w:val="Title"/>
-      </w:pPr>
-      <w:r>
-        <w:t xml:space="preserve">Lab 28 — Capstone (GKE variant): Production War-Room</w:t>
-      </w:r>
-    </w:p>
     <w:p>
       <w:pPr>
         <w:pStyle w:val="Author"/>
@@ -615,7 +607,7 @@
       </w:r>
     </w:p>
     <w:bookmarkEnd w:id="12"/>
-    <w:bookmarkStart w:id="13" w:name="the-scenario"/>
+    <w:bookmarkStart w:id="16" w:name="the-scenario"/>
     <w:p>
       <w:pPr>
         <w:pStyle w:val="Heading2"/>
@@ -645,1145 +637,6 @@
       </w:r>
       <w:r>
         <w:t xml:space="preserve">app is down. Six things are wrong simultaneously, each in a different domain you studied this week:</w:t>
-      </w:r>
-    </w:p>
-    <w:p>
-      <w:pPr>
-        <w:pStyle w:val="SourceCode"/>
-      </w:pPr>
-      <w:r>
-        <w:rPr>
-          <w:rStyle w:val="VerbatimChar"/>
-        </w:rPr>
-        <w:t xml:space="preserve">flowchart TB</w:t>
-      </w:r>
-      <w:r>
-        <w:br/>
-      </w:r>
-      <w:r>
-        <w:rPr>
-          <w:rStyle w:val="VerbatimChar"/>
-        </w:rPr>
-        <w:t xml:space="preserve">    INC["Incident: warroom app down"]</w:t>
-      </w:r>
-      <w:r>
-        <w:br/>
-      </w:r>
-      <w:r>
-        <w:rPr>
-          <w:rStyle w:val="VerbatimChar"/>
-        </w:rPr>
-        <w:t xml:space="preserve">    INC --&gt; F1["1 Scheduling&lt;br/&gt;pod Pending"]</w:t>
-      </w:r>
-      <w:r>
-        <w:br/>
-      </w:r>
-      <w:r>
-        <w:rPr>
-          <w:rStyle w:val="VerbatimChar"/>
-        </w:rPr>
-        <w:t xml:space="preserve">    INC --&gt; F2["2 Image&lt;br/&gt;ImagePullBackOff"]</w:t>
-      </w:r>
-      <w:r>
-        <w:br/>
-      </w:r>
-      <w:r>
-        <w:rPr>
-          <w:rStyle w:val="VerbatimChar"/>
-        </w:rPr>
-        <w:t xml:space="preserve">    INC --&gt; F3["3 Config&lt;br/&gt;CreateContainerConfigError"]</w:t>
-      </w:r>
-      <w:r>
-        <w:br/>
-      </w:r>
-      <w:r>
-        <w:rPr>
-          <w:rStyle w:val="VerbatimChar"/>
-        </w:rPr>
-        <w:t xml:space="preserve">    INC --&gt; F4["4 Networking&lt;br/&gt;Service, 0 endpoints"]</w:t>
-      </w:r>
-      <w:r>
-        <w:br/>
-      </w:r>
-      <w:r>
-        <w:rPr>
-          <w:rStyle w:val="VerbatimChar"/>
-        </w:rPr>
-        <w:t xml:space="preserve">    INC --&gt; F5["5 Lifecycle&lt;br/&gt;stuck Terminating"]</w:t>
-      </w:r>
-      <w:r>
-        <w:br/>
-      </w:r>
-      <w:r>
-        <w:rPr>
-          <w:rStyle w:val="VerbatimChar"/>
-        </w:rPr>
-        <w:t xml:space="preserve">    INC --&gt; F6["6 Storage&lt;br/&gt;PVC Pending"]</w:t>
-      </w:r>
-      <w:r>
-        <w:br/>
-      </w:r>
-      <w:r>
-        <w:rPr>
-          <w:rStyle w:val="VerbatimChar"/>
-        </w:rPr>
-        <w:t xml:space="preserve">    F1 --&gt; FIX["triage → diagnose → fix"]</w:t>
-      </w:r>
-      <w:r>
-        <w:br/>
-      </w:r>
-      <w:r>
-        <w:rPr>
-          <w:rStyle w:val="VerbatimChar"/>
-        </w:rPr>
-        <w:t xml:space="preserve">    F2 --&gt; FIX</w:t>
-      </w:r>
-      <w:r>
-        <w:br/>
-      </w:r>
-      <w:r>
-        <w:rPr>
-          <w:rStyle w:val="VerbatimChar"/>
-        </w:rPr>
-        <w:t xml:space="preserve">    F3 --&gt; FIX</w:t>
-      </w:r>
-      <w:r>
-        <w:br/>
-      </w:r>
-      <w:r>
-        <w:rPr>
-          <w:rStyle w:val="VerbatimChar"/>
-        </w:rPr>
-        <w:t xml:space="preserve">    F4 --&gt; FIX</w:t>
-      </w:r>
-      <w:r>
-        <w:br/>
-      </w:r>
-      <w:r>
-        <w:rPr>
-          <w:rStyle w:val="VerbatimChar"/>
-        </w:rPr>
-        <w:t xml:space="preserve">    F5 --&gt; FIX</w:t>
-      </w:r>
-      <w:r>
-        <w:br/>
-      </w:r>
-      <w:r>
-        <w:rPr>
-          <w:rStyle w:val="VerbatimChar"/>
-        </w:rPr>
-        <w:t xml:space="preserve">    F6 --&gt; FIX</w:t>
-      </w:r>
-      <w:r>
-        <w:br/>
-      </w:r>
-      <w:r>
-        <w:rPr>
-          <w:rStyle w:val="VerbatimChar"/>
-        </w:rPr>
-        <w:t xml:space="preserve">    FIX --&gt; OK["all workloads healthy + postmortem"]</w:t>
-      </w:r>
-    </w:p>
-    <w:p>
-      <w:r>
-        <w:pict>
-          <v:rect style="width:0;height:1.5pt" o:hralign="center" o:hrstd="t" o:hr="t"/>
-        </w:pict>
-      </w:r>
-    </w:p>
-    <w:bookmarkEnd w:id="13"/>
-    <w:bookmarkStart w:id="14" w:name="step-1--seed-the-incident"/>
-    <w:p>
-      <w:pPr>
-        <w:pStyle w:val="Heading2"/>
-      </w:pPr>
-      <w:r>
-        <w:t xml:space="preserve">Step 1 — Seed the incident</w:t>
-      </w:r>
-    </w:p>
-    <w:p>
-      <w:pPr>
-        <w:pStyle w:val="FirstParagraph"/>
-      </w:pPr>
-      <w:r>
-        <w:rPr>
-          <w:b/>
-          <w:bCs/>
-        </w:rPr>
-        <w:t xml:space="preserve">Goal:</w:t>
-      </w:r>
-      <w:r>
-        <w:t xml:space="preserve"> </w:t>
-      </w:r>
-      <w:r>
-        <w:t xml:space="preserve">create the broken state. (In a real incident this is what you'd</w:t>
-      </w:r>
-      <w:r>
-        <w:t xml:space="preserve"> </w:t>
-      </w:r>
-      <w:r>
-        <w:rPr>
-          <w:i/>
-          <w:iCs/>
-        </w:rPr>
-        <w:t xml:space="preserve">find</w:t>
-      </w:r>
-      <w:r>
-        <w:t xml:space="preserve">; here you seed it so you can practise the recovery.)</w:t>
-      </w:r>
-    </w:p>
-    <w:p>
-      <w:pPr>
-        <w:pStyle w:val="BodyText"/>
-      </w:pPr>
-      <w:r>
-        <w:t xml:space="preserve">Apply the six-fault bundle:</w:t>
-      </w:r>
-    </w:p>
-    <w:p>
-      <w:pPr>
-        <w:pStyle w:val="SourceCode"/>
-      </w:pPr>
-      <w:r>
-        <w:rPr>
-          <w:rStyle w:val="ExtensionTok"/>
-        </w:rPr>
-        <w:t xml:space="preserve">kubectl</w:t>
-      </w:r>
-      <w:r>
-        <w:rPr>
-          <w:rStyle w:val="NormalTok"/>
-        </w:rPr>
-        <w:t xml:space="preserve"> create namespace warroom</w:t>
-      </w:r>
-      <w:r>
-        <w:br/>
-      </w:r>
-      <w:r>
-        <w:rPr>
-          <w:rStyle w:val="ExtensionTok"/>
-        </w:rPr>
-        <w:t xml:space="preserve">kubectl</w:t>
-      </w:r>
-      <w:r>
-        <w:rPr>
-          <w:rStyle w:val="NormalTok"/>
-        </w:rPr>
-        <w:t xml:space="preserve"> </w:t>
-      </w:r>
-      <w:r>
-        <w:rPr>
-          <w:rStyle w:val="AttributeTok"/>
-        </w:rPr>
-        <w:t xml:space="preserve">-n</w:t>
-      </w:r>
-      <w:r>
-        <w:rPr>
-          <w:rStyle w:val="NormalTok"/>
-        </w:rPr>
-        <w:t xml:space="preserve"> warroom apply </w:t>
-      </w:r>
-      <w:r>
-        <w:rPr>
-          <w:rStyle w:val="AttributeTok"/>
-        </w:rPr>
-        <w:t xml:space="preserve">-f</w:t>
-      </w:r>
-      <w:r>
-        <w:rPr>
-          <w:rStyle w:val="NormalTok"/>
-        </w:rPr>
-        <w:t xml:space="preserve"> </w:t>
-      </w:r>
-      <w:r>
-        <w:rPr>
-          <w:rStyle w:val="AttributeTok"/>
-        </w:rPr>
-        <w:t xml:space="preserve">-</w:t>
-      </w:r>
-      <w:r>
-        <w:rPr>
-          <w:rStyle w:val="NormalTok"/>
-        </w:rPr>
-        <w:t xml:space="preserve"> </w:t>
-      </w:r>
-      <w:r>
-        <w:rPr>
-          <w:rStyle w:val="OperatorTok"/>
-        </w:rPr>
-        <w:t xml:space="preserve">&lt;&lt;'EOF'</w:t>
-      </w:r>
-      <w:r>
-        <w:br/>
-      </w:r>
-      <w:r>
-        <w:rPr>
-          <w:rStyle w:val="StringTok"/>
-        </w:rPr>
-        <w:t xml:space="preserve"># 1 scheduling: impossible nodeSelector</w:t>
-      </w:r>
-      <w:r>
-        <w:br/>
-      </w:r>
-      <w:r>
-        <w:rPr>
-          <w:rStyle w:val="StringTok"/>
-        </w:rPr>
-        <w:t xml:space="preserve">apiVersion: apps/v1</w:t>
-      </w:r>
-      <w:r>
-        <w:br/>
-      </w:r>
-      <w:r>
-        <w:rPr>
-          <w:rStyle w:val="StringTok"/>
-        </w:rPr>
-        <w:t xml:space="preserve">kind: Deployment</w:t>
-      </w:r>
-      <w:r>
-        <w:br/>
-      </w:r>
-      <w:r>
-        <w:rPr>
-          <w:rStyle w:val="StringTok"/>
-        </w:rPr>
-        <w:t xml:space="preserve">metadata: {name: orders, labels: {app: orders}}</w:t>
-      </w:r>
-      <w:r>
-        <w:br/>
-      </w:r>
-      <w:r>
-        <w:rPr>
-          <w:rStyle w:val="StringTok"/>
-        </w:rPr>
-        <w:t xml:space="preserve">spec: {replicas: 1, selector: {matchLabels: {app: orders}}, template: {metadata: {labels: {app: orders}}, spec: {nodeSelector: {disktype: nvme}, containers: [{name: c, image: nginx:1.27-alpine}]}}}</w:t>
-      </w:r>
-      <w:r>
-        <w:br/>
-      </w:r>
-      <w:r>
-        <w:rPr>
-          <w:rStyle w:val="StringTok"/>
-        </w:rPr>
-        <w:t xml:space="preserve">---</w:t>
-      </w:r>
-      <w:r>
-        <w:br/>
-      </w:r>
-      <w:r>
-        <w:rPr>
-          <w:rStyle w:val="StringTok"/>
-        </w:rPr>
-        <w:t xml:space="preserve"># 2 image: typo'd tag</w:t>
-      </w:r>
-      <w:r>
-        <w:br/>
-      </w:r>
-      <w:r>
-        <w:rPr>
-          <w:rStyle w:val="StringTok"/>
-        </w:rPr>
-        <w:t xml:space="preserve">apiVersion: apps/v1</w:t>
-      </w:r>
-      <w:r>
-        <w:br/>
-      </w:r>
-      <w:r>
-        <w:rPr>
-          <w:rStyle w:val="StringTok"/>
-        </w:rPr>
-        <w:t xml:space="preserve">kind: Deployment</w:t>
-      </w:r>
-      <w:r>
-        <w:br/>
-      </w:r>
-      <w:r>
-        <w:rPr>
-          <w:rStyle w:val="StringTok"/>
-        </w:rPr>
-        <w:t xml:space="preserve">metadata: {name: payments, labels: {app: payments}}</w:t>
-      </w:r>
-      <w:r>
-        <w:br/>
-      </w:r>
-      <w:r>
-        <w:rPr>
-          <w:rStyle w:val="StringTok"/>
-        </w:rPr>
-        <w:t xml:space="preserve">spec: {replicas: 1, selector: {matchLabels: {app: payments}}, template: {metadata: {labels: {app: payments}}, spec: {containers: [{name: c, image: nginx:1.27-alpnie}]}}}</w:t>
-      </w:r>
-      <w:r>
-        <w:br/>
-      </w:r>
-      <w:r>
-        <w:rPr>
-          <w:rStyle w:val="StringTok"/>
-        </w:rPr>
-        <w:t xml:space="preserve">---</w:t>
-      </w:r>
-      <w:r>
-        <w:br/>
-      </w:r>
-      <w:r>
-        <w:rPr>
-          <w:rStyle w:val="StringTok"/>
-        </w:rPr>
-        <w:t xml:space="preserve"># 3 config: envFrom a missing ConfigMap</w:t>
-      </w:r>
-      <w:r>
-        <w:br/>
-      </w:r>
-      <w:r>
-        <w:rPr>
-          <w:rStyle w:val="StringTok"/>
-        </w:rPr>
-        <w:t xml:space="preserve">apiVersion: apps/v1</w:t>
-      </w:r>
-      <w:r>
-        <w:br/>
-      </w:r>
-      <w:r>
-        <w:rPr>
-          <w:rStyle w:val="StringTok"/>
-        </w:rPr>
-        <w:t xml:space="preserve">kind: Deployment</w:t>
-      </w:r>
-      <w:r>
-        <w:br/>
-      </w:r>
-      <w:r>
-        <w:rPr>
-          <w:rStyle w:val="StringTok"/>
-        </w:rPr>
-        <w:t xml:space="preserve">metadata: {name: checkout, labels: {app: checkout}}</w:t>
-      </w:r>
-      <w:r>
-        <w:br/>
-      </w:r>
-      <w:r>
-        <w:rPr>
-          <w:rStyle w:val="StringTok"/>
-        </w:rPr>
-        <w:t xml:space="preserve">spec: {replicas: 1, selector: {matchLabels: {app: checkout}}, template: {metadata: {labels: {app: checkout}}, spec: {containers: [{name: c, image: nginx:1.27-alpine, envFrom: [{configMapRef: {name: checkout-config}}]}]}}}</w:t>
-      </w:r>
-      <w:r>
-        <w:br/>
-      </w:r>
-      <w:r>
-        <w:rPr>
-          <w:rStyle w:val="StringTok"/>
-        </w:rPr>
-        <w:t xml:space="preserve">---</w:t>
-      </w:r>
-      <w:r>
-        <w:br/>
-      </w:r>
-      <w:r>
-        <w:rPr>
-          <w:rStyle w:val="StringTok"/>
-        </w:rPr>
-        <w:t xml:space="preserve"># 4 networking: Service selector typo (pods are healthy)</w:t>
-      </w:r>
-      <w:r>
-        <w:br/>
-      </w:r>
-      <w:r>
-        <w:rPr>
-          <w:rStyle w:val="StringTok"/>
-        </w:rPr>
-        <w:t xml:space="preserve">apiVersion: apps/v1</w:t>
-      </w:r>
-      <w:r>
-        <w:br/>
-      </w:r>
-      <w:r>
-        <w:rPr>
-          <w:rStyle w:val="StringTok"/>
-        </w:rPr>
-        <w:t xml:space="preserve">kind: Deployment</w:t>
-      </w:r>
-      <w:r>
-        <w:br/>
-      </w:r>
-      <w:r>
-        <w:rPr>
-          <w:rStyle w:val="StringTok"/>
-        </w:rPr>
-        <w:t xml:space="preserve">metadata: {name: frontend, labels: {app: frontend}}</w:t>
-      </w:r>
-      <w:r>
-        <w:br/>
-      </w:r>
-      <w:r>
-        <w:rPr>
-          <w:rStyle w:val="StringTok"/>
-        </w:rPr>
-        <w:t xml:space="preserve">spec: {replicas: 2, selector: {matchLabels: {app: frontend}}, template: {metadata: {labels: {app: frontend}}, spec: {containers: [{name: c, image: nginx:1.27-alpine, ports: [{containerPort: 80}]}]}}}</w:t>
-      </w:r>
-      <w:r>
-        <w:br/>
-      </w:r>
-      <w:r>
-        <w:rPr>
-          <w:rStyle w:val="StringTok"/>
-        </w:rPr>
-        <w:t xml:space="preserve">---</w:t>
-      </w:r>
-      <w:r>
-        <w:br/>
-      </w:r>
-      <w:r>
-        <w:rPr>
-          <w:rStyle w:val="StringTok"/>
-        </w:rPr>
-        <w:t xml:space="preserve">apiVersion: v1</w:t>
-      </w:r>
-      <w:r>
-        <w:br/>
-      </w:r>
-      <w:r>
-        <w:rPr>
-          <w:rStyle w:val="StringTok"/>
-        </w:rPr>
-        <w:t xml:space="preserve">kind: Service</w:t>
-      </w:r>
-      <w:r>
-        <w:br/>
-      </w:r>
-      <w:r>
-        <w:rPr>
-          <w:rStyle w:val="StringTok"/>
-        </w:rPr>
-        <w:t xml:space="preserve">metadata: {name: frontend}</w:t>
-      </w:r>
-      <w:r>
-        <w:br/>
-      </w:r>
-      <w:r>
-        <w:rPr>
-          <w:rStyle w:val="StringTok"/>
-        </w:rPr>
-        <w:t xml:space="preserve">spec: {selector: {app: frontendd}, ports: [{port: 80, targetPort: 80}]}</w:t>
-      </w:r>
-      <w:r>
-        <w:br/>
-      </w:r>
-      <w:r>
-        <w:rPr>
-          <w:rStyle w:val="StringTok"/>
-        </w:rPr>
-        <w:t xml:space="preserve">---</w:t>
-      </w:r>
-      <w:r>
-        <w:br/>
-      </w:r>
-      <w:r>
-        <w:rPr>
-          <w:rStyle w:val="StringTok"/>
-        </w:rPr>
-        <w:t xml:space="preserve"># 6 storage: PVC with a non-existent StorageClass, mounted by analytics</w:t>
-      </w:r>
-      <w:r>
-        <w:br/>
-      </w:r>
-      <w:r>
-        <w:rPr>
-          <w:rStyle w:val="StringTok"/>
-        </w:rPr>
-        <w:t xml:space="preserve">apiVersion: v1</w:t>
-      </w:r>
-      <w:r>
-        <w:br/>
-      </w:r>
-      <w:r>
-        <w:rPr>
-          <w:rStyle w:val="StringTok"/>
-        </w:rPr>
-        <w:t xml:space="preserve">kind: PersistentVolumeClaim</w:t>
-      </w:r>
-      <w:r>
-        <w:br/>
-      </w:r>
-      <w:r>
-        <w:rPr>
-          <w:rStyle w:val="StringTok"/>
-        </w:rPr>
-        <w:t xml:space="preserve">metadata: {name: data}</w:t>
-      </w:r>
-      <w:r>
-        <w:br/>
-      </w:r>
-      <w:r>
-        <w:rPr>
-          <w:rStyle w:val="StringTok"/>
-        </w:rPr>
-        <w:t xml:space="preserve">spec: {accessModes: ["ReadWriteOnce"], storageClassName: fast-nvme, resources: {requests: {storage: 1Gi}}}</w:t>
-      </w:r>
-      <w:r>
-        <w:br/>
-      </w:r>
-      <w:r>
-        <w:rPr>
-          <w:rStyle w:val="StringTok"/>
-        </w:rPr>
-        <w:t xml:space="preserve">---</w:t>
-      </w:r>
-      <w:r>
-        <w:br/>
-      </w:r>
-      <w:r>
-        <w:rPr>
-          <w:rStyle w:val="StringTok"/>
-        </w:rPr>
-        <w:t xml:space="preserve">apiVersion: apps/v1</w:t>
-      </w:r>
-      <w:r>
-        <w:br/>
-      </w:r>
-      <w:r>
-        <w:rPr>
-          <w:rStyle w:val="StringTok"/>
-        </w:rPr>
-        <w:t xml:space="preserve">kind: Deployment</w:t>
-      </w:r>
-      <w:r>
-        <w:br/>
-      </w:r>
-      <w:r>
-        <w:rPr>
-          <w:rStyle w:val="StringTok"/>
-        </w:rPr>
-        <w:t xml:space="preserve">metadata: {name: analytics, labels: {app: analytics}}</w:t>
-      </w:r>
-      <w:r>
-        <w:br/>
-      </w:r>
-      <w:r>
-        <w:rPr>
-          <w:rStyle w:val="StringTok"/>
-        </w:rPr>
-        <w:t xml:space="preserve">spec: {replicas: 1, selector: {matchLabels: {app: analytics}}, template: {metadata: {labels: {app: analytics}}, spec: {containers: [{name: c, image: nginx:1.27-alpine, volumeMounts: [{name: d, mountPath: /data}]}], volumes: [{name: d, persistentVolumeClaim: {claimName: data}}]}}}</w:t>
-      </w:r>
-      <w:r>
-        <w:br/>
-      </w:r>
-      <w:r>
-        <w:rPr>
-          <w:rStyle w:val="OperatorTok"/>
-        </w:rPr>
-        <w:t xml:space="preserve">EOF</w:t>
-      </w:r>
-      <w:r>
-        <w:br/>
-      </w:r>
-      <w:r>
-        <w:br/>
-      </w:r>
-      <w:r>
-        <w:rPr>
-          <w:rStyle w:val="CommentTok"/>
-        </w:rPr>
-        <w:t xml:space="preserve"># 5 lifecycle: a resource stuck Terminating on a finalizer</w:t>
-      </w:r>
-      <w:r>
-        <w:br/>
-      </w:r>
-      <w:r>
-        <w:rPr>
-          <w:rStyle w:val="ExtensionTok"/>
-        </w:rPr>
-        <w:t xml:space="preserve">kubectl</w:t>
-      </w:r>
-      <w:r>
-        <w:rPr>
-          <w:rStyle w:val="NormalTok"/>
-        </w:rPr>
-        <w:t xml:space="preserve"> </w:t>
-      </w:r>
-      <w:r>
-        <w:rPr>
-          <w:rStyle w:val="AttributeTok"/>
-        </w:rPr>
-        <w:t xml:space="preserve">-n</w:t>
-      </w:r>
-      <w:r>
-        <w:rPr>
-          <w:rStyle w:val="NormalTok"/>
-        </w:rPr>
-        <w:t xml:space="preserve"> warroom apply </w:t>
-      </w:r>
-      <w:r>
-        <w:rPr>
-          <w:rStyle w:val="AttributeTok"/>
-        </w:rPr>
-        <w:t xml:space="preserve">-f</w:t>
-      </w:r>
-      <w:r>
-        <w:rPr>
-          <w:rStyle w:val="NormalTok"/>
-        </w:rPr>
-        <w:t xml:space="preserve"> </w:t>
-      </w:r>
-      <w:r>
-        <w:rPr>
-          <w:rStyle w:val="AttributeTok"/>
-        </w:rPr>
-        <w:t xml:space="preserve">-</w:t>
-      </w:r>
-      <w:r>
-        <w:rPr>
-          <w:rStyle w:val="NormalTok"/>
-        </w:rPr>
-        <w:t xml:space="preserve"> </w:t>
-      </w:r>
-      <w:r>
-        <w:rPr>
-          <w:rStyle w:val="OperatorTok"/>
-        </w:rPr>
-        <w:t xml:space="preserve">&lt;&lt;'EOF'</w:t>
-      </w:r>
-      <w:r>
-        <w:br/>
-      </w:r>
-      <w:r>
-        <w:rPr>
-          <w:rStyle w:val="StringTok"/>
-        </w:rPr>
-        <w:t xml:space="preserve">apiVersion: v1</w:t>
-      </w:r>
-      <w:r>
-        <w:br/>
-      </w:r>
-      <w:r>
-        <w:rPr>
-          <w:rStyle w:val="StringTok"/>
-        </w:rPr>
-        <w:t xml:space="preserve">kind: ConfigMap</w:t>
-      </w:r>
-      <w:r>
-        <w:br/>
-      </w:r>
-      <w:r>
-        <w:rPr>
-          <w:rStyle w:val="StringTok"/>
-        </w:rPr>
-        <w:t xml:space="preserve">metadata: {name: legacy-record, finalizers: ["warroom.example.com/blocker"]}</w:t>
-      </w:r>
-      <w:r>
-        <w:br/>
-      </w:r>
-      <w:r>
-        <w:rPr>
-          <w:rStyle w:val="StringTok"/>
-        </w:rPr>
-        <w:t xml:space="preserve">data: {note: "old data"}</w:t>
-      </w:r>
-      <w:r>
-        <w:br/>
-      </w:r>
-      <w:r>
-        <w:rPr>
-          <w:rStyle w:val="OperatorTok"/>
-        </w:rPr>
-        <w:t xml:space="preserve">EOF</w:t>
-      </w:r>
-      <w:r>
-        <w:br/>
-      </w:r>
-      <w:r>
-        <w:rPr>
-          <w:rStyle w:val="ExtensionTok"/>
-        </w:rPr>
-        <w:t xml:space="preserve">kubectl</w:t>
-      </w:r>
-      <w:r>
-        <w:rPr>
-          <w:rStyle w:val="NormalTok"/>
-        </w:rPr>
-        <w:t xml:space="preserve"> </w:t>
-      </w:r>
-      <w:r>
-        <w:rPr>
-          <w:rStyle w:val="AttributeTok"/>
-        </w:rPr>
-        <w:t xml:space="preserve">-n</w:t>
-      </w:r>
-      <w:r>
-        <w:rPr>
-          <w:rStyle w:val="NormalTok"/>
-        </w:rPr>
-        <w:t xml:space="preserve"> warroom delete configmap legacy-record </w:t>
-      </w:r>
-      <w:r>
-        <w:rPr>
-          <w:rStyle w:val="AttributeTok"/>
-        </w:rPr>
-        <w:t xml:space="preserve">--wait</w:t>
-      </w:r>
-      <w:r>
-        <w:rPr>
-          <w:rStyle w:val="OperatorTok"/>
-        </w:rPr>
-        <w:t xml:space="preserve">=</w:t>
-      </w:r>
-      <w:r>
-        <w:rPr>
-          <w:rStyle w:val="NormalTok"/>
-        </w:rPr>
-        <w:t xml:space="preserve">false</w:t>
-      </w:r>
-    </w:p>
-    <w:p>
-      <w:r>
-        <w:pict>
-          <v:rect style="width:0;height:1.5pt" o:hralign="center" o:hrstd="t" o:hr="t"/>
-        </w:pict>
-      </w:r>
-    </w:p>
-    <w:bookmarkEnd w:id="14"/>
-    <w:bookmarkStart w:id="18" w:name="X30aae719ab08b49fd1bcdbdad7080cc3b3a857a"/>
-    <w:p>
-      <w:pPr>
-        <w:pStyle w:val="Heading2"/>
-      </w:pPr>
-      <w:r>
-        <w:t xml:space="preserve">Step 2 — Triage: see everything that's wrong</w:t>
-      </w:r>
-    </w:p>
-    <w:p>
-      <w:pPr>
-        <w:pStyle w:val="FirstParagraph"/>
-      </w:pPr>
-      <w:r>
-        <w:rPr>
-          <w:b/>
-          <w:bCs/>
-        </w:rPr>
-        <w:t xml:space="preserve">Goal:</w:t>
-      </w:r>
-      <w:r>
-        <w:t xml:space="preserve"> </w:t>
-      </w:r>
-      <w:r>
-        <w:t xml:space="preserve">get the full picture before touching anything.</w:t>
-      </w:r>
-    </w:p>
-    <w:p>
-      <w:pPr>
-        <w:pStyle w:val="SourceCode"/>
-      </w:pPr>
-      <w:r>
-        <w:rPr>
-          <w:rStyle w:val="ExtensionTok"/>
-        </w:rPr>
-        <w:t xml:space="preserve">kubectl</w:t>
-      </w:r>
-      <w:r>
-        <w:rPr>
-          <w:rStyle w:val="NormalTok"/>
-        </w:rPr>
-        <w:t xml:space="preserve"> </w:t>
-      </w:r>
-      <w:r>
-        <w:rPr>
-          <w:rStyle w:val="AttributeTok"/>
-        </w:rPr>
-        <w:t xml:space="preserve">-n</w:t>
-      </w:r>
-      <w:r>
-        <w:rPr>
-          <w:rStyle w:val="NormalTok"/>
-        </w:rPr>
-        <w:t xml:space="preserve"> warroom get pods</w:t>
-      </w:r>
-      <w:r>
-        <w:br/>
-      </w:r>
-      <w:r>
-        <w:rPr>
-          <w:rStyle w:val="ExtensionTok"/>
-        </w:rPr>
-        <w:t xml:space="preserve">kubectl</w:t>
-      </w:r>
-      <w:r>
-        <w:rPr>
-          <w:rStyle w:val="NormalTok"/>
-        </w:rPr>
-        <w:t xml:space="preserve"> </w:t>
-      </w:r>
-      <w:r>
-        <w:rPr>
-          <w:rStyle w:val="AttributeTok"/>
-        </w:rPr>
-        <w:t xml:space="preserve">-n</w:t>
-      </w:r>
-      <w:r>
-        <w:rPr>
-          <w:rStyle w:val="NormalTok"/>
-        </w:rPr>
-        <w:t xml:space="preserve"> warroom get endpoints frontend</w:t>
-      </w:r>
-      <w:r>
-        <w:br/>
-      </w:r>
-      <w:r>
-        <w:rPr>
-          <w:rStyle w:val="ExtensionTok"/>
-        </w:rPr>
-        <w:t xml:space="preserve">kubectl</w:t>
-      </w:r>
-      <w:r>
-        <w:rPr>
-          <w:rStyle w:val="NormalTok"/>
-        </w:rPr>
-        <w:t xml:space="preserve"> </w:t>
-      </w:r>
-      <w:r>
-        <w:rPr>
-          <w:rStyle w:val="AttributeTok"/>
-        </w:rPr>
-        <w:t xml:space="preserve">-n</w:t>
-      </w:r>
-      <w:r>
-        <w:rPr>
-          <w:rStyle w:val="NormalTok"/>
-        </w:rPr>
-        <w:t xml:space="preserve"> warroom get pvc data</w:t>
-      </w:r>
-      <w:r>
-        <w:br/>
-      </w:r>
-      <w:r>
-        <w:rPr>
-          <w:rStyle w:val="ExtensionTok"/>
-        </w:rPr>
-        <w:t xml:space="preserve">kubectl</w:t>
-      </w:r>
-      <w:r>
-        <w:rPr>
-          <w:rStyle w:val="NormalTok"/>
-        </w:rPr>
-        <w:t xml:space="preserve"> </w:t>
-      </w:r>
-      <w:r>
-        <w:rPr>
-          <w:rStyle w:val="AttributeTok"/>
-        </w:rPr>
-        <w:t xml:space="preserve">-n</w:t>
-      </w:r>
-      <w:r>
-        <w:rPr>
-          <w:rStyle w:val="NormalTok"/>
-        </w:rPr>
-        <w:t xml:space="preserve"> warroom get configmap legacy-record </w:t>
-      </w:r>
-      <w:r>
-        <w:rPr>
-          <w:rStyle w:val="AttributeTok"/>
-        </w:rPr>
-        <w:t xml:space="preserve">-o</w:t>
-      </w:r>
-      <w:r>
-        <w:rPr>
-          <w:rStyle w:val="NormalTok"/>
-        </w:rPr>
-        <w:t xml:space="preserve"> jsonpath=</w:t>
-      </w:r>
-      <w:r>
-        <w:rPr>
-          <w:rStyle w:val="StringTok"/>
-        </w:rPr>
-        <w:t xml:space="preserve">'{.metadata.name}  deletionTimestamp={.metadata.deletionTimestamp}  finalizers={.metadata.finalizers}{"\n"}'</w:t>
-      </w:r>
-    </w:p>
-    <w:p>
-      <w:pPr>
-        <w:pStyle w:val="FirstParagraph"/>
-      </w:pPr>
-      <w:r>
-        <w:rPr>
-          <w:b/>
-          <w:bCs/>
-        </w:rPr>
-        <w:t xml:space="preserve">What you should see:</w:t>
-      </w:r>
-      <w:r>
-        <w:t xml:space="preserve"> </w:t>
-      </w:r>
-      <w:r>
-        <w:t xml:space="preserve">six distinct symptoms —</w:t>
-      </w:r>
-      <w:r>
-        <w:t xml:space="preserve"> </w:t>
-      </w:r>
-      <w:r>
-        <w:rPr>
-          <w:rStyle w:val="VerbatimChar"/>
-        </w:rPr>
-        <w:t xml:space="preserve">orders</w:t>
-      </w:r>
-      <w:r>
-        <w:t xml:space="preserve">/</w:t>
-      </w:r>
-      <w:r>
-        <w:rPr>
-          <w:rStyle w:val="VerbatimChar"/>
-        </w:rPr>
-        <w:t xml:space="preserve">analytics</w:t>
-      </w:r>
-      <w:r>
-        <w:t xml:space="preserve"> </w:t>
-      </w:r>
-      <w:r>
-        <w:rPr>
-          <w:rStyle w:val="VerbatimChar"/>
-        </w:rPr>
-        <w:t xml:space="preserve">Pending</w:t>
-      </w:r>
-      <w:r>
-        <w:t xml:space="preserve">,</w:t>
-      </w:r>
-      <w:r>
-        <w:t xml:space="preserve"> </w:t>
-      </w:r>
-      <w:r>
-        <w:rPr>
-          <w:rStyle w:val="VerbatimChar"/>
-        </w:rPr>
-        <w:t xml:space="preserve">payments</w:t>
-      </w:r>
-      <w:r>
-        <w:t xml:space="preserve"> </w:t>
-      </w:r>
-      <w:r>
-        <w:rPr>
-          <w:rStyle w:val="VerbatimChar"/>
-        </w:rPr>
-        <w:t xml:space="preserve">ImagePullBackOff</w:t>
-      </w:r>
-      <w:r>
-        <w:t xml:space="preserve">,</w:t>
-      </w:r>
-      <w:r>
-        <w:t xml:space="preserve"> </w:t>
-      </w:r>
-      <w:r>
-        <w:rPr>
-          <w:rStyle w:val="VerbatimChar"/>
-        </w:rPr>
-        <w:t xml:space="preserve">checkout</w:t>
-      </w:r>
-      <w:r>
-        <w:t xml:space="preserve"> </w:t>
-      </w:r>
-      <w:r>
-        <w:rPr>
-          <w:rStyle w:val="VerbatimChar"/>
-        </w:rPr>
-        <w:t xml:space="preserve">CreateContainerConfigError</w:t>
-      </w:r>
-      <w:r>
-        <w:t xml:space="preserve">,</w:t>
-      </w:r>
-      <w:r>
-        <w:t xml:space="preserve"> </w:t>
-      </w:r>
-      <w:r>
-        <w:rPr>
-          <w:rStyle w:val="VerbatimChar"/>
-        </w:rPr>
-        <w:t xml:space="preserve">frontend</w:t>
-      </w:r>
-      <w:r>
-        <w:t xml:space="preserve"> </w:t>
-      </w:r>
-      <w:r>
-        <w:t xml:space="preserve">pods</w:t>
-      </w:r>
-      <w:r>
-        <w:t xml:space="preserve"> </w:t>
-      </w:r>
-      <w:r>
-        <w:rPr>
-          <w:rStyle w:val="VerbatimChar"/>
-        </w:rPr>
-        <w:t xml:space="preserve">Running</w:t>
-      </w:r>
-      <w:r>
-        <w:t xml:space="preserve"> </w:t>
-      </w:r>
-      <w:r>
-        <w:t xml:space="preserve">but its Service has</w:t>
-      </w:r>
-      <w:r>
-        <w:t xml:space="preserve"> </w:t>
-      </w:r>
-      <w:r>
-        <w:rPr>
-          <w:b/>
-          <w:bCs/>
-        </w:rPr>
-        <w:t xml:space="preserve">no endpoints</w:t>
-      </w:r>
-      <w:r>
-        <w:t xml:space="preserve">, the</w:t>
-      </w:r>
-      <w:r>
-        <w:t xml:space="preserve"> </w:t>
-      </w:r>
-      <w:r>
-        <w:rPr>
-          <w:rStyle w:val="VerbatimChar"/>
-        </w:rPr>
-        <w:t xml:space="preserve">data</w:t>
-      </w:r>
-      <w:r>
-        <w:t xml:space="preserve"> </w:t>
-      </w:r>
-      <w:r>
-        <w:t xml:space="preserve">PVC</w:t>
-      </w:r>
-      <w:r>
-        <w:t xml:space="preserve"> </w:t>
-      </w:r>
-      <w:r>
-        <w:rPr>
-          <w:rStyle w:val="VerbatimChar"/>
-        </w:rPr>
-        <w:t xml:space="preserve">Pending</w:t>
-      </w:r>
-      <w:r>
-        <w:t xml:space="preserve">, and</w:t>
-      </w:r>
-      <w:r>
-        <w:t xml:space="preserve"> </w:t>
-      </w:r>
-      <w:r>
-        <w:rPr>
-          <w:rStyle w:val="VerbatimChar"/>
-        </w:rPr>
-        <w:t xml:space="preserve">legacy-record</w:t>
-      </w:r>
-      <w:r>
-        <w:t xml:space="preserve"> </w:t>
-      </w:r>
-      <w:r>
-        <w:t xml:space="preserve">with a</w:t>
-      </w:r>
-      <w:r>
-        <w:t xml:space="preserve"> </w:t>
-      </w:r>
-      <w:r>
-        <w:rPr>
-          <w:rStyle w:val="VerbatimChar"/>
-        </w:rPr>
-        <w:t xml:space="preserve">deletionTimestamp</w:t>
-      </w:r>
-      <w:r>
-        <w:t xml:space="preserve"> </w:t>
-      </w:r>
-      <w:r>
-        <w:t xml:space="preserve">set but not gone.</w:t>
       </w:r>
     </w:p>
     <w:p>
@@ -1793,20 +646,1069 @@
       <w:r>
         <w:drawing>
           <wp:inline>
-            <wp:extent cx="5943600" cy="4116751"/>
+            <wp:extent cx="5943600" cy="1916473"/>
             <wp:effectExtent b="0" l="0" r="0" t="0"/>
-            <wp:docPr descr="Triage: six distinct faults across scheduling, image, config, networking, storage, lifecycle" title="" id="16" name="Picture"/>
+            <wp:docPr descr="Architecture diagram" title="" id="14" name="Picture"/>
             <a:graphic>
               <a:graphicData uri="http://schemas.openxmlformats.org/drawingml/2006/picture">
                 <pic:pic>
                   <pic:nvPicPr>
-                    <pic:cNvPr descr="../../artifacts/lab-26/screenshots/01-triage.png" id="17" name="Picture"/>
+                    <pic:cNvPr descr="artifacts/lab-28/diagrams/diagram.png" id="15" name="Picture"/>
                     <pic:cNvPicPr>
                       <a:picLocks noChangeArrowheads="1" noChangeAspect="1"/>
                     </pic:cNvPicPr>
                   </pic:nvPicPr>
                   <pic:blipFill>
-                    <a:blip r:embed="rId15"/>
+                    <a:blip r:embed="rId13"/>
+                    <a:stretch>
+                      <a:fillRect/>
+                    </a:stretch>
+                  </pic:blipFill>
+                  <pic:spPr bwMode="auto">
+                    <a:xfrm>
+                      <a:off x="0" y="0"/>
+                      <a:ext cx="5943600" cy="1916473"/>
+                    </a:xfrm>
+                    <a:prstGeom prst="rect">
+                      <a:avLst/>
+                    </a:prstGeom>
+                    <a:noFill/>
+                    <a:ln w="9525">
+                      <a:noFill/>
+                      <a:headEnd/>
+                      <a:tailEnd/>
+                    </a:ln>
+                  </pic:spPr>
+                </pic:pic>
+              </a:graphicData>
+            </a:graphic>
+          </wp:inline>
+        </w:drawing>
+      </w:r>
+    </w:p>
+    <w:p>
+      <w:r>
+        <w:pict>
+          <v:rect style="width:0;height:1.5pt" o:hralign="center" o:hrstd="t" o:hr="t"/>
+        </w:pict>
+      </w:r>
+    </w:p>
+    <w:bookmarkEnd w:id="16"/>
+    <w:bookmarkStart w:id="17" w:name="step-1--seed-the-incident"/>
+    <w:p>
+      <w:pPr>
+        <w:pStyle w:val="Heading2"/>
+      </w:pPr>
+      <w:r>
+        <w:t xml:space="preserve">Step 1 — Seed the incident</w:t>
+      </w:r>
+    </w:p>
+    <w:p>
+      <w:pPr>
+        <w:pStyle w:val="FirstParagraph"/>
+      </w:pPr>
+      <w:r>
+        <w:rPr>
+          <w:b/>
+          <w:bCs/>
+        </w:rPr>
+        <w:t xml:space="preserve">Goal:</w:t>
+      </w:r>
+      <w:r>
+        <w:t xml:space="preserve"> </w:t>
+      </w:r>
+      <w:r>
+        <w:t xml:space="preserve">create the broken state. (In a real incident this is what you'd</w:t>
+      </w:r>
+      <w:r>
+        <w:t xml:space="preserve"> </w:t>
+      </w:r>
+      <w:r>
+        <w:rPr>
+          <w:i/>
+          <w:iCs/>
+        </w:rPr>
+        <w:t xml:space="preserve">find</w:t>
+      </w:r>
+      <w:r>
+        <w:t xml:space="preserve">; here you seed it so you can practise the recovery.)</w:t>
+      </w:r>
+    </w:p>
+    <w:p>
+      <w:pPr>
+        <w:pStyle w:val="BodyText"/>
+      </w:pPr>
+      <w:r>
+        <w:t xml:space="preserve">Apply the six-fault bundle:</w:t>
+      </w:r>
+    </w:p>
+    <w:p>
+      <w:pPr>
+        <w:pStyle w:val="SourceCode"/>
+      </w:pPr>
+      <w:r>
+        <w:rPr>
+          <w:rStyle w:val="ExtensionTok"/>
+        </w:rPr>
+        <w:t xml:space="preserve">kubectl</w:t>
+      </w:r>
+      <w:r>
+        <w:rPr>
+          <w:rStyle w:val="NormalTok"/>
+        </w:rPr>
+        <w:t xml:space="preserve"> create namespace warroom</w:t>
+      </w:r>
+      <w:r>
+        <w:br/>
+      </w:r>
+      <w:r>
+        <w:rPr>
+          <w:rStyle w:val="ExtensionTok"/>
+        </w:rPr>
+        <w:t xml:space="preserve">kubectl</w:t>
+      </w:r>
+      <w:r>
+        <w:rPr>
+          <w:rStyle w:val="NormalTok"/>
+        </w:rPr>
+        <w:t xml:space="preserve"> </w:t>
+      </w:r>
+      <w:r>
+        <w:rPr>
+          <w:rStyle w:val="AttributeTok"/>
+        </w:rPr>
+        <w:t xml:space="preserve">-n</w:t>
+      </w:r>
+      <w:r>
+        <w:rPr>
+          <w:rStyle w:val="NormalTok"/>
+        </w:rPr>
+        <w:t xml:space="preserve"> warroom apply </w:t>
+      </w:r>
+      <w:r>
+        <w:rPr>
+          <w:rStyle w:val="AttributeTok"/>
+        </w:rPr>
+        <w:t xml:space="preserve">-f</w:t>
+      </w:r>
+      <w:r>
+        <w:rPr>
+          <w:rStyle w:val="NormalTok"/>
+        </w:rPr>
+        <w:t xml:space="preserve"> </w:t>
+      </w:r>
+      <w:r>
+        <w:rPr>
+          <w:rStyle w:val="AttributeTok"/>
+        </w:rPr>
+        <w:t xml:space="preserve">-</w:t>
+      </w:r>
+      <w:r>
+        <w:rPr>
+          <w:rStyle w:val="NormalTok"/>
+        </w:rPr>
+        <w:t xml:space="preserve"> </w:t>
+      </w:r>
+      <w:r>
+        <w:rPr>
+          <w:rStyle w:val="OperatorTok"/>
+        </w:rPr>
+        <w:t xml:space="preserve">&lt;&lt;'EOF'</w:t>
+      </w:r>
+      <w:r>
+        <w:br/>
+      </w:r>
+      <w:r>
+        <w:rPr>
+          <w:rStyle w:val="StringTok"/>
+        </w:rPr>
+        <w:t xml:space="preserve"># 1 scheduling: impossible nodeSelector</w:t>
+      </w:r>
+      <w:r>
+        <w:br/>
+      </w:r>
+      <w:r>
+        <w:rPr>
+          <w:rStyle w:val="StringTok"/>
+        </w:rPr>
+        <w:t xml:space="preserve">apiVersion: apps/v1</w:t>
+      </w:r>
+      <w:r>
+        <w:br/>
+      </w:r>
+      <w:r>
+        <w:rPr>
+          <w:rStyle w:val="StringTok"/>
+        </w:rPr>
+        <w:t xml:space="preserve">kind: Deployment</w:t>
+      </w:r>
+      <w:r>
+        <w:br/>
+      </w:r>
+      <w:r>
+        <w:rPr>
+          <w:rStyle w:val="StringTok"/>
+        </w:rPr>
+        <w:t xml:space="preserve">metadata: {name: orders, labels: {app: orders}}</w:t>
+      </w:r>
+      <w:r>
+        <w:br/>
+      </w:r>
+      <w:r>
+        <w:rPr>
+          <w:rStyle w:val="StringTok"/>
+        </w:rPr>
+        <w:t xml:space="preserve">spec: {replicas: 1, selector: {matchLabels: {app: orders}}, template: {metadata: {labels: {app: orders}}, spec: {nodeSelector: {disktype: nvme}, containers: [{name: c, image: nginx:1.27-alpine}]}}}</w:t>
+      </w:r>
+      <w:r>
+        <w:br/>
+      </w:r>
+      <w:r>
+        <w:rPr>
+          <w:rStyle w:val="StringTok"/>
+        </w:rPr>
+        <w:t xml:space="preserve">---</w:t>
+      </w:r>
+      <w:r>
+        <w:br/>
+      </w:r>
+      <w:r>
+        <w:rPr>
+          <w:rStyle w:val="StringTok"/>
+        </w:rPr>
+        <w:t xml:space="preserve"># 2 image: typo'd tag</w:t>
+      </w:r>
+      <w:r>
+        <w:br/>
+      </w:r>
+      <w:r>
+        <w:rPr>
+          <w:rStyle w:val="StringTok"/>
+        </w:rPr>
+        <w:t xml:space="preserve">apiVersion: apps/v1</w:t>
+      </w:r>
+      <w:r>
+        <w:br/>
+      </w:r>
+      <w:r>
+        <w:rPr>
+          <w:rStyle w:val="StringTok"/>
+        </w:rPr>
+        <w:t xml:space="preserve">kind: Deployment</w:t>
+      </w:r>
+      <w:r>
+        <w:br/>
+      </w:r>
+      <w:r>
+        <w:rPr>
+          <w:rStyle w:val="StringTok"/>
+        </w:rPr>
+        <w:t xml:space="preserve">metadata: {name: payments, labels: {app: payments}}</w:t>
+      </w:r>
+      <w:r>
+        <w:br/>
+      </w:r>
+      <w:r>
+        <w:rPr>
+          <w:rStyle w:val="StringTok"/>
+        </w:rPr>
+        <w:t xml:space="preserve">spec: {replicas: 1, selector: {matchLabels: {app: payments}}, template: {metadata: {labels: {app: payments}}, spec: {containers: [{name: c, image: nginx:1.27-alpnie}]}}}</w:t>
+      </w:r>
+      <w:r>
+        <w:br/>
+      </w:r>
+      <w:r>
+        <w:rPr>
+          <w:rStyle w:val="StringTok"/>
+        </w:rPr>
+        <w:t xml:space="preserve">---</w:t>
+      </w:r>
+      <w:r>
+        <w:br/>
+      </w:r>
+      <w:r>
+        <w:rPr>
+          <w:rStyle w:val="StringTok"/>
+        </w:rPr>
+        <w:t xml:space="preserve"># 3 config: envFrom a missing ConfigMap</w:t>
+      </w:r>
+      <w:r>
+        <w:br/>
+      </w:r>
+      <w:r>
+        <w:rPr>
+          <w:rStyle w:val="StringTok"/>
+        </w:rPr>
+        <w:t xml:space="preserve">apiVersion: apps/v1</w:t>
+      </w:r>
+      <w:r>
+        <w:br/>
+      </w:r>
+      <w:r>
+        <w:rPr>
+          <w:rStyle w:val="StringTok"/>
+        </w:rPr>
+        <w:t xml:space="preserve">kind: Deployment</w:t>
+      </w:r>
+      <w:r>
+        <w:br/>
+      </w:r>
+      <w:r>
+        <w:rPr>
+          <w:rStyle w:val="StringTok"/>
+        </w:rPr>
+        <w:t xml:space="preserve">metadata: {name: checkout, labels: {app: checkout}}</w:t>
+      </w:r>
+      <w:r>
+        <w:br/>
+      </w:r>
+      <w:r>
+        <w:rPr>
+          <w:rStyle w:val="StringTok"/>
+        </w:rPr>
+        <w:t xml:space="preserve">spec: {replicas: 1, selector: {matchLabels: {app: checkout}}, template: {metadata: {labels: {app: checkout}}, spec: {containers: [{name: c, image: nginx:1.27-alpine, envFrom: [{configMapRef: {name: checkout-config}}]}]}}}</w:t>
+      </w:r>
+      <w:r>
+        <w:br/>
+      </w:r>
+      <w:r>
+        <w:rPr>
+          <w:rStyle w:val="StringTok"/>
+        </w:rPr>
+        <w:t xml:space="preserve">---</w:t>
+      </w:r>
+      <w:r>
+        <w:br/>
+      </w:r>
+      <w:r>
+        <w:rPr>
+          <w:rStyle w:val="StringTok"/>
+        </w:rPr>
+        <w:t xml:space="preserve"># 4 networking: Service selector typo (pods are healthy)</w:t>
+      </w:r>
+      <w:r>
+        <w:br/>
+      </w:r>
+      <w:r>
+        <w:rPr>
+          <w:rStyle w:val="StringTok"/>
+        </w:rPr>
+        <w:t xml:space="preserve">apiVersion: apps/v1</w:t>
+      </w:r>
+      <w:r>
+        <w:br/>
+      </w:r>
+      <w:r>
+        <w:rPr>
+          <w:rStyle w:val="StringTok"/>
+        </w:rPr>
+        <w:t xml:space="preserve">kind: Deployment</w:t>
+      </w:r>
+      <w:r>
+        <w:br/>
+      </w:r>
+      <w:r>
+        <w:rPr>
+          <w:rStyle w:val="StringTok"/>
+        </w:rPr>
+        <w:t xml:space="preserve">metadata: {name: frontend, labels: {app: frontend}}</w:t>
+      </w:r>
+      <w:r>
+        <w:br/>
+      </w:r>
+      <w:r>
+        <w:rPr>
+          <w:rStyle w:val="StringTok"/>
+        </w:rPr>
+        <w:t xml:space="preserve">spec: {replicas: 2, selector: {matchLabels: {app: frontend}}, template: {metadata: {labels: {app: frontend}}, spec: {containers: [{name: c, image: nginx:1.27-alpine, ports: [{containerPort: 80}]}]}}}</w:t>
+      </w:r>
+      <w:r>
+        <w:br/>
+      </w:r>
+      <w:r>
+        <w:rPr>
+          <w:rStyle w:val="StringTok"/>
+        </w:rPr>
+        <w:t xml:space="preserve">---</w:t>
+      </w:r>
+      <w:r>
+        <w:br/>
+      </w:r>
+      <w:r>
+        <w:rPr>
+          <w:rStyle w:val="StringTok"/>
+        </w:rPr>
+        <w:t xml:space="preserve">apiVersion: v1</w:t>
+      </w:r>
+      <w:r>
+        <w:br/>
+      </w:r>
+      <w:r>
+        <w:rPr>
+          <w:rStyle w:val="StringTok"/>
+        </w:rPr>
+        <w:t xml:space="preserve">kind: Service</w:t>
+      </w:r>
+      <w:r>
+        <w:br/>
+      </w:r>
+      <w:r>
+        <w:rPr>
+          <w:rStyle w:val="StringTok"/>
+        </w:rPr>
+        <w:t xml:space="preserve">metadata: {name: frontend}</w:t>
+      </w:r>
+      <w:r>
+        <w:br/>
+      </w:r>
+      <w:r>
+        <w:rPr>
+          <w:rStyle w:val="StringTok"/>
+        </w:rPr>
+        <w:t xml:space="preserve">spec: {selector: {app: frontendd}, ports: [{port: 80, targetPort: 80}]}</w:t>
+      </w:r>
+      <w:r>
+        <w:br/>
+      </w:r>
+      <w:r>
+        <w:rPr>
+          <w:rStyle w:val="StringTok"/>
+        </w:rPr>
+        <w:t xml:space="preserve">---</w:t>
+      </w:r>
+      <w:r>
+        <w:br/>
+      </w:r>
+      <w:r>
+        <w:rPr>
+          <w:rStyle w:val="StringTok"/>
+        </w:rPr>
+        <w:t xml:space="preserve"># 6 storage: PVC with a non-existent StorageClass, mounted by analytics</w:t>
+      </w:r>
+      <w:r>
+        <w:br/>
+      </w:r>
+      <w:r>
+        <w:rPr>
+          <w:rStyle w:val="StringTok"/>
+        </w:rPr>
+        <w:t xml:space="preserve">apiVersion: v1</w:t>
+      </w:r>
+      <w:r>
+        <w:br/>
+      </w:r>
+      <w:r>
+        <w:rPr>
+          <w:rStyle w:val="StringTok"/>
+        </w:rPr>
+        <w:t xml:space="preserve">kind: PersistentVolumeClaim</w:t>
+      </w:r>
+      <w:r>
+        <w:br/>
+      </w:r>
+      <w:r>
+        <w:rPr>
+          <w:rStyle w:val="StringTok"/>
+        </w:rPr>
+        <w:t xml:space="preserve">metadata: {name: data}</w:t>
+      </w:r>
+      <w:r>
+        <w:br/>
+      </w:r>
+      <w:r>
+        <w:rPr>
+          <w:rStyle w:val="StringTok"/>
+        </w:rPr>
+        <w:t xml:space="preserve">spec: {accessModes: ["ReadWriteOnce"], storageClassName: fast-nvme, resources: {requests: {storage: 1Gi}}}</w:t>
+      </w:r>
+      <w:r>
+        <w:br/>
+      </w:r>
+      <w:r>
+        <w:rPr>
+          <w:rStyle w:val="StringTok"/>
+        </w:rPr>
+        <w:t xml:space="preserve">---</w:t>
+      </w:r>
+      <w:r>
+        <w:br/>
+      </w:r>
+      <w:r>
+        <w:rPr>
+          <w:rStyle w:val="StringTok"/>
+        </w:rPr>
+        <w:t xml:space="preserve">apiVersion: apps/v1</w:t>
+      </w:r>
+      <w:r>
+        <w:br/>
+      </w:r>
+      <w:r>
+        <w:rPr>
+          <w:rStyle w:val="StringTok"/>
+        </w:rPr>
+        <w:t xml:space="preserve">kind: Deployment</w:t>
+      </w:r>
+      <w:r>
+        <w:br/>
+      </w:r>
+      <w:r>
+        <w:rPr>
+          <w:rStyle w:val="StringTok"/>
+        </w:rPr>
+        <w:t xml:space="preserve">metadata: {name: analytics, labels: {app: analytics}}</w:t>
+      </w:r>
+      <w:r>
+        <w:br/>
+      </w:r>
+      <w:r>
+        <w:rPr>
+          <w:rStyle w:val="StringTok"/>
+        </w:rPr>
+        <w:t xml:space="preserve">spec: {replicas: 1, selector: {matchLabels: {app: analytics}}, template: {metadata: {labels: {app: analytics}}, spec: {containers: [{name: c, image: nginx:1.27-alpine, volumeMounts: [{name: d, mountPath: /data}]}], volumes: [{name: d, persistentVolumeClaim: {claimName: data}}]}}}</w:t>
+      </w:r>
+      <w:r>
+        <w:br/>
+      </w:r>
+      <w:r>
+        <w:rPr>
+          <w:rStyle w:val="OperatorTok"/>
+        </w:rPr>
+        <w:t xml:space="preserve">EOF</w:t>
+      </w:r>
+      <w:r>
+        <w:br/>
+      </w:r>
+      <w:r>
+        <w:br/>
+      </w:r>
+      <w:r>
+        <w:rPr>
+          <w:rStyle w:val="CommentTok"/>
+        </w:rPr>
+        <w:t xml:space="preserve"># 5 lifecycle: a resource stuck Terminating on a finalizer</w:t>
+      </w:r>
+      <w:r>
+        <w:br/>
+      </w:r>
+      <w:r>
+        <w:rPr>
+          <w:rStyle w:val="ExtensionTok"/>
+        </w:rPr>
+        <w:t xml:space="preserve">kubectl</w:t>
+      </w:r>
+      <w:r>
+        <w:rPr>
+          <w:rStyle w:val="NormalTok"/>
+        </w:rPr>
+        <w:t xml:space="preserve"> </w:t>
+      </w:r>
+      <w:r>
+        <w:rPr>
+          <w:rStyle w:val="AttributeTok"/>
+        </w:rPr>
+        <w:t xml:space="preserve">-n</w:t>
+      </w:r>
+      <w:r>
+        <w:rPr>
+          <w:rStyle w:val="NormalTok"/>
+        </w:rPr>
+        <w:t xml:space="preserve"> warroom apply </w:t>
+      </w:r>
+      <w:r>
+        <w:rPr>
+          <w:rStyle w:val="AttributeTok"/>
+        </w:rPr>
+        <w:t xml:space="preserve">-f</w:t>
+      </w:r>
+      <w:r>
+        <w:rPr>
+          <w:rStyle w:val="NormalTok"/>
+        </w:rPr>
+        <w:t xml:space="preserve"> </w:t>
+      </w:r>
+      <w:r>
+        <w:rPr>
+          <w:rStyle w:val="AttributeTok"/>
+        </w:rPr>
+        <w:t xml:space="preserve">-</w:t>
+      </w:r>
+      <w:r>
+        <w:rPr>
+          <w:rStyle w:val="NormalTok"/>
+        </w:rPr>
+        <w:t xml:space="preserve"> </w:t>
+      </w:r>
+      <w:r>
+        <w:rPr>
+          <w:rStyle w:val="OperatorTok"/>
+        </w:rPr>
+        <w:t xml:space="preserve">&lt;&lt;'EOF'</w:t>
+      </w:r>
+      <w:r>
+        <w:br/>
+      </w:r>
+      <w:r>
+        <w:rPr>
+          <w:rStyle w:val="StringTok"/>
+        </w:rPr>
+        <w:t xml:space="preserve">apiVersion: v1</w:t>
+      </w:r>
+      <w:r>
+        <w:br/>
+      </w:r>
+      <w:r>
+        <w:rPr>
+          <w:rStyle w:val="StringTok"/>
+        </w:rPr>
+        <w:t xml:space="preserve">kind: ConfigMap</w:t>
+      </w:r>
+      <w:r>
+        <w:br/>
+      </w:r>
+      <w:r>
+        <w:rPr>
+          <w:rStyle w:val="StringTok"/>
+        </w:rPr>
+        <w:t xml:space="preserve">metadata: {name: legacy-record, finalizers: ["warroom.example.com/blocker"]}</w:t>
+      </w:r>
+      <w:r>
+        <w:br/>
+      </w:r>
+      <w:r>
+        <w:rPr>
+          <w:rStyle w:val="StringTok"/>
+        </w:rPr>
+        <w:t xml:space="preserve">data: {note: "old data"}</w:t>
+      </w:r>
+      <w:r>
+        <w:br/>
+      </w:r>
+      <w:r>
+        <w:rPr>
+          <w:rStyle w:val="OperatorTok"/>
+        </w:rPr>
+        <w:t xml:space="preserve">EOF</w:t>
+      </w:r>
+      <w:r>
+        <w:br/>
+      </w:r>
+      <w:r>
+        <w:rPr>
+          <w:rStyle w:val="ExtensionTok"/>
+        </w:rPr>
+        <w:t xml:space="preserve">kubectl</w:t>
+      </w:r>
+      <w:r>
+        <w:rPr>
+          <w:rStyle w:val="NormalTok"/>
+        </w:rPr>
+        <w:t xml:space="preserve"> </w:t>
+      </w:r>
+      <w:r>
+        <w:rPr>
+          <w:rStyle w:val="AttributeTok"/>
+        </w:rPr>
+        <w:t xml:space="preserve">-n</w:t>
+      </w:r>
+      <w:r>
+        <w:rPr>
+          <w:rStyle w:val="NormalTok"/>
+        </w:rPr>
+        <w:t xml:space="preserve"> warroom delete configmap legacy-record </w:t>
+      </w:r>
+      <w:r>
+        <w:rPr>
+          <w:rStyle w:val="AttributeTok"/>
+        </w:rPr>
+        <w:t xml:space="preserve">--wait</w:t>
+      </w:r>
+      <w:r>
+        <w:rPr>
+          <w:rStyle w:val="OperatorTok"/>
+        </w:rPr>
+        <w:t xml:space="preserve">=</w:t>
+      </w:r>
+      <w:r>
+        <w:rPr>
+          <w:rStyle w:val="NormalTok"/>
+        </w:rPr>
+        <w:t xml:space="preserve">false</w:t>
+      </w:r>
+    </w:p>
+    <w:p>
+      <w:r>
+        <w:pict>
+          <v:rect style="width:0;height:1.5pt" o:hralign="center" o:hrstd="t" o:hr="t"/>
+        </w:pict>
+      </w:r>
+    </w:p>
+    <w:bookmarkEnd w:id="17"/>
+    <w:bookmarkStart w:id="21" w:name="X30aae719ab08b49fd1bcdbdad7080cc3b3a857a"/>
+    <w:p>
+      <w:pPr>
+        <w:pStyle w:val="Heading2"/>
+      </w:pPr>
+      <w:r>
+        <w:t xml:space="preserve">Step 2 — Triage: see everything that's wrong</w:t>
+      </w:r>
+    </w:p>
+    <w:p>
+      <w:pPr>
+        <w:pStyle w:val="FirstParagraph"/>
+      </w:pPr>
+      <w:r>
+        <w:rPr>
+          <w:b/>
+          <w:bCs/>
+        </w:rPr>
+        <w:t xml:space="preserve">Goal:</w:t>
+      </w:r>
+      <w:r>
+        <w:t xml:space="preserve"> </w:t>
+      </w:r>
+      <w:r>
+        <w:t xml:space="preserve">get the full picture before touching anything.</w:t>
+      </w:r>
+    </w:p>
+    <w:p>
+      <w:pPr>
+        <w:pStyle w:val="SourceCode"/>
+      </w:pPr>
+      <w:r>
+        <w:rPr>
+          <w:rStyle w:val="ExtensionTok"/>
+        </w:rPr>
+        <w:t xml:space="preserve">kubectl</w:t>
+      </w:r>
+      <w:r>
+        <w:rPr>
+          <w:rStyle w:val="NormalTok"/>
+        </w:rPr>
+        <w:t xml:space="preserve"> </w:t>
+      </w:r>
+      <w:r>
+        <w:rPr>
+          <w:rStyle w:val="AttributeTok"/>
+        </w:rPr>
+        <w:t xml:space="preserve">-n</w:t>
+      </w:r>
+      <w:r>
+        <w:rPr>
+          <w:rStyle w:val="NormalTok"/>
+        </w:rPr>
+        <w:t xml:space="preserve"> warroom get pods</w:t>
+      </w:r>
+      <w:r>
+        <w:br/>
+      </w:r>
+      <w:r>
+        <w:rPr>
+          <w:rStyle w:val="ExtensionTok"/>
+        </w:rPr>
+        <w:t xml:space="preserve">kubectl</w:t>
+      </w:r>
+      <w:r>
+        <w:rPr>
+          <w:rStyle w:val="NormalTok"/>
+        </w:rPr>
+        <w:t xml:space="preserve"> </w:t>
+      </w:r>
+      <w:r>
+        <w:rPr>
+          <w:rStyle w:val="AttributeTok"/>
+        </w:rPr>
+        <w:t xml:space="preserve">-n</w:t>
+      </w:r>
+      <w:r>
+        <w:rPr>
+          <w:rStyle w:val="NormalTok"/>
+        </w:rPr>
+        <w:t xml:space="preserve"> warroom get endpoints frontend</w:t>
+      </w:r>
+      <w:r>
+        <w:br/>
+      </w:r>
+      <w:r>
+        <w:rPr>
+          <w:rStyle w:val="ExtensionTok"/>
+        </w:rPr>
+        <w:t xml:space="preserve">kubectl</w:t>
+      </w:r>
+      <w:r>
+        <w:rPr>
+          <w:rStyle w:val="NormalTok"/>
+        </w:rPr>
+        <w:t xml:space="preserve"> </w:t>
+      </w:r>
+      <w:r>
+        <w:rPr>
+          <w:rStyle w:val="AttributeTok"/>
+        </w:rPr>
+        <w:t xml:space="preserve">-n</w:t>
+      </w:r>
+      <w:r>
+        <w:rPr>
+          <w:rStyle w:val="NormalTok"/>
+        </w:rPr>
+        <w:t xml:space="preserve"> warroom get pvc data</w:t>
+      </w:r>
+      <w:r>
+        <w:br/>
+      </w:r>
+      <w:r>
+        <w:rPr>
+          <w:rStyle w:val="ExtensionTok"/>
+        </w:rPr>
+        <w:t xml:space="preserve">kubectl</w:t>
+      </w:r>
+      <w:r>
+        <w:rPr>
+          <w:rStyle w:val="NormalTok"/>
+        </w:rPr>
+        <w:t xml:space="preserve"> </w:t>
+      </w:r>
+      <w:r>
+        <w:rPr>
+          <w:rStyle w:val="AttributeTok"/>
+        </w:rPr>
+        <w:t xml:space="preserve">-n</w:t>
+      </w:r>
+      <w:r>
+        <w:rPr>
+          <w:rStyle w:val="NormalTok"/>
+        </w:rPr>
+        <w:t xml:space="preserve"> warroom get configmap legacy-record </w:t>
+      </w:r>
+      <w:r>
+        <w:rPr>
+          <w:rStyle w:val="AttributeTok"/>
+        </w:rPr>
+        <w:t xml:space="preserve">-o</w:t>
+      </w:r>
+      <w:r>
+        <w:rPr>
+          <w:rStyle w:val="NormalTok"/>
+        </w:rPr>
+        <w:t xml:space="preserve"> jsonpath=</w:t>
+      </w:r>
+      <w:r>
+        <w:rPr>
+          <w:rStyle w:val="StringTok"/>
+        </w:rPr>
+        <w:t xml:space="preserve">'{.metadata.name}  deletionTimestamp={.metadata.deletionTimestamp}  finalizers={.metadata.finalizers}{"\n"}'</w:t>
+      </w:r>
+    </w:p>
+    <w:p>
+      <w:pPr>
+        <w:pStyle w:val="FirstParagraph"/>
+      </w:pPr>
+      <w:r>
+        <w:rPr>
+          <w:b/>
+          <w:bCs/>
+        </w:rPr>
+        <w:t xml:space="preserve">What you should see:</w:t>
+      </w:r>
+      <w:r>
+        <w:t xml:space="preserve"> </w:t>
+      </w:r>
+      <w:r>
+        <w:t xml:space="preserve">six distinct symptoms —</w:t>
+      </w:r>
+      <w:r>
+        <w:t xml:space="preserve"> </w:t>
+      </w:r>
+      <w:r>
+        <w:rPr>
+          <w:rStyle w:val="VerbatimChar"/>
+        </w:rPr>
+        <w:t xml:space="preserve">orders</w:t>
+      </w:r>
+      <w:r>
+        <w:t xml:space="preserve">/</w:t>
+      </w:r>
+      <w:r>
+        <w:rPr>
+          <w:rStyle w:val="VerbatimChar"/>
+        </w:rPr>
+        <w:t xml:space="preserve">analytics</w:t>
+      </w:r>
+      <w:r>
+        <w:t xml:space="preserve"> </w:t>
+      </w:r>
+      <w:r>
+        <w:rPr>
+          <w:rStyle w:val="VerbatimChar"/>
+        </w:rPr>
+        <w:t xml:space="preserve">Pending</w:t>
+      </w:r>
+      <w:r>
+        <w:t xml:space="preserve">,</w:t>
+      </w:r>
+      <w:r>
+        <w:t xml:space="preserve"> </w:t>
+      </w:r>
+      <w:r>
+        <w:rPr>
+          <w:rStyle w:val="VerbatimChar"/>
+        </w:rPr>
+        <w:t xml:space="preserve">payments</w:t>
+      </w:r>
+      <w:r>
+        <w:t xml:space="preserve"> </w:t>
+      </w:r>
+      <w:r>
+        <w:rPr>
+          <w:rStyle w:val="VerbatimChar"/>
+        </w:rPr>
+        <w:t xml:space="preserve">ImagePullBackOff</w:t>
+      </w:r>
+      <w:r>
+        <w:t xml:space="preserve">,</w:t>
+      </w:r>
+      <w:r>
+        <w:t xml:space="preserve"> </w:t>
+      </w:r>
+      <w:r>
+        <w:rPr>
+          <w:rStyle w:val="VerbatimChar"/>
+        </w:rPr>
+        <w:t xml:space="preserve">checkout</w:t>
+      </w:r>
+      <w:r>
+        <w:t xml:space="preserve"> </w:t>
+      </w:r>
+      <w:r>
+        <w:rPr>
+          <w:rStyle w:val="VerbatimChar"/>
+        </w:rPr>
+        <w:t xml:space="preserve">CreateContainerConfigError</w:t>
+      </w:r>
+      <w:r>
+        <w:t xml:space="preserve">,</w:t>
+      </w:r>
+      <w:r>
+        <w:t xml:space="preserve"> </w:t>
+      </w:r>
+      <w:r>
+        <w:rPr>
+          <w:rStyle w:val="VerbatimChar"/>
+        </w:rPr>
+        <w:t xml:space="preserve">frontend</w:t>
+      </w:r>
+      <w:r>
+        <w:t xml:space="preserve"> </w:t>
+      </w:r>
+      <w:r>
+        <w:t xml:space="preserve">pods</w:t>
+      </w:r>
+      <w:r>
+        <w:t xml:space="preserve"> </w:t>
+      </w:r>
+      <w:r>
+        <w:rPr>
+          <w:rStyle w:val="VerbatimChar"/>
+        </w:rPr>
+        <w:t xml:space="preserve">Running</w:t>
+      </w:r>
+      <w:r>
+        <w:t xml:space="preserve"> </w:t>
+      </w:r>
+      <w:r>
+        <w:t xml:space="preserve">but its Service has</w:t>
+      </w:r>
+      <w:r>
+        <w:t xml:space="preserve"> </w:t>
+      </w:r>
+      <w:r>
+        <w:rPr>
+          <w:b/>
+          <w:bCs/>
+        </w:rPr>
+        <w:t xml:space="preserve">no endpoints</w:t>
+      </w:r>
+      <w:r>
+        <w:t xml:space="preserve">, the</w:t>
+      </w:r>
+      <w:r>
+        <w:t xml:space="preserve"> </w:t>
+      </w:r>
+      <w:r>
+        <w:rPr>
+          <w:rStyle w:val="VerbatimChar"/>
+        </w:rPr>
+        <w:t xml:space="preserve">data</w:t>
+      </w:r>
+      <w:r>
+        <w:t xml:space="preserve"> </w:t>
+      </w:r>
+      <w:r>
+        <w:t xml:space="preserve">PVC</w:t>
+      </w:r>
+      <w:r>
+        <w:t xml:space="preserve"> </w:t>
+      </w:r>
+      <w:r>
+        <w:rPr>
+          <w:rStyle w:val="VerbatimChar"/>
+        </w:rPr>
+        <w:t xml:space="preserve">Pending</w:t>
+      </w:r>
+      <w:r>
+        <w:t xml:space="preserve">, and</w:t>
+      </w:r>
+      <w:r>
+        <w:t xml:space="preserve"> </w:t>
+      </w:r>
+      <w:r>
+        <w:rPr>
+          <w:rStyle w:val="VerbatimChar"/>
+        </w:rPr>
+        <w:t xml:space="preserve">legacy-record</w:t>
+      </w:r>
+      <w:r>
+        <w:t xml:space="preserve"> </w:t>
+      </w:r>
+      <w:r>
+        <w:t xml:space="preserve">with a</w:t>
+      </w:r>
+      <w:r>
+        <w:t xml:space="preserve"> </w:t>
+      </w:r>
+      <w:r>
+        <w:rPr>
+          <w:rStyle w:val="VerbatimChar"/>
+        </w:rPr>
+        <w:t xml:space="preserve">deletionTimestamp</w:t>
+      </w:r>
+      <w:r>
+        <w:t xml:space="preserve"> </w:t>
+      </w:r>
+      <w:r>
+        <w:t xml:space="preserve">set but not gone.</w:t>
+      </w:r>
+    </w:p>
+    <w:p>
+      <w:pPr>
+        <w:pStyle w:val="BodyText"/>
+      </w:pPr>
+      <w:r>
+        <w:drawing>
+          <wp:inline>
+            <wp:extent cx="5943600" cy="4116751"/>
+            <wp:effectExtent b="0" l="0" r="0" t="0"/>
+            <wp:docPr descr="Triage: six distinct faults across scheduling, image, config, networking, storage, lifecycle" title="" id="19" name="Picture"/>
+            <a:graphic>
+              <a:graphicData uri="http://schemas.openxmlformats.org/drawingml/2006/picture">
+                <pic:pic>
+                  <pic:nvPicPr>
+                    <pic:cNvPr descr="../../artifacts/lab-28/screenshots/01-triage.png" id="20" name="Picture"/>
+                    <pic:cNvPicPr>
+                      <a:picLocks noChangeArrowheads="1" noChangeAspect="1"/>
+                    </pic:cNvPicPr>
+                  </pic:nvPicPr>
+                  <pic:blipFill>
+                    <a:blip r:embed="rId18"/>
                     <a:stretch>
                       <a:fillRect/>
                     </a:stretch>
@@ -1919,8 +1821,8 @@
         </w:pict>
       </w:r>
     </w:p>
-    <w:bookmarkEnd w:id="18"/>
-    <w:bookmarkStart w:id="19" w:name="step-3--diagnose-and-fix-each-domain"/>
+    <w:bookmarkEnd w:id="21"/>
+    <w:bookmarkStart w:id="22" w:name="step-3--diagnose-and-fix-each-domain"/>
     <w:p>
       <w:pPr>
         <w:pStyle w:val="Heading2"/>
@@ -2993,8 +2895,8 @@
         </w:pict>
       </w:r>
     </w:p>
-    <w:bookmarkEnd w:id="19"/>
-    <w:bookmarkStart w:id="23" w:name="X5b268857eb5d9160e401260b9ac842314aba076"/>
+    <w:bookmarkEnd w:id="22"/>
+    <w:bookmarkStart w:id="26" w:name="X5b268857eb5d9160e401260b9ac842314aba076"/>
     <w:p>
       <w:pPr>
         <w:pStyle w:val="Heading2"/>
@@ -3257,18 +3159,18 @@
           <wp:inline>
             <wp:extent cx="5943600" cy="4116751"/>
             <wp:effectExtent b="0" l="0" r="0" t="0"/>
-            <wp:docPr descr="Resolved: all pods Running, Service has endpoints, PVC Bound, stuck resource gone" title="" id="21" name="Picture"/>
+            <wp:docPr descr="Resolved: all pods Running, Service has endpoints, PVC Bound, stuck resource gone" title="" id="24" name="Picture"/>
             <a:graphic>
               <a:graphicData uri="http://schemas.openxmlformats.org/drawingml/2006/picture">
                 <pic:pic>
                   <pic:nvPicPr>
-                    <pic:cNvPr descr="../../artifacts/lab-26/screenshots/02-resolved.png" id="22" name="Picture"/>
+                    <pic:cNvPr descr="../../artifacts/lab-28/screenshots/02-resolved.png" id="25" name="Picture"/>
                     <pic:cNvPicPr>
                       <a:picLocks noChangeArrowheads="1" noChangeAspect="1"/>
                     </pic:cNvPicPr>
                   </pic:nvPicPr>
                   <pic:blipFill>
-                    <a:blip r:embed="rId20"/>
+                    <a:blip r:embed="rId23"/>
                     <a:stretch>
                       <a:fillRect/>
                     </a:stretch>
@@ -3320,8 +3222,8 @@
         </w:pict>
       </w:r>
     </w:p>
-    <w:bookmarkEnd w:id="23"/>
-    <w:bookmarkStart w:id="24" w:name="step-5--the-postmortem"/>
+    <w:bookmarkEnd w:id="26"/>
+    <w:bookmarkStart w:id="27" w:name="step-5--the-postmortem"/>
     <w:p>
       <w:pPr>
         <w:pStyle w:val="Heading2"/>
@@ -4101,8 +4003,8 @@
         </w:pict>
       </w:r>
     </w:p>
-    <w:bookmarkEnd w:id="24"/>
-    <w:bookmarkStart w:id="25" w:name="step-6--clean-up"/>
+    <w:bookmarkEnd w:id="27"/>
+    <w:bookmarkStart w:id="28" w:name="step-6--clean-up"/>
     <w:p>
       <w:pPr>
         <w:pStyle w:val="Heading2"/>
@@ -4141,8 +4043,8 @@
         </w:pict>
       </w:r>
     </w:p>
-    <w:bookmarkEnd w:id="25"/>
-    <w:bookmarkStart w:id="26" w:name="what-you-learned"/>
+    <w:bookmarkEnd w:id="28"/>
+    <w:bookmarkStart w:id="29" w:name="what-you-learned"/>
     <w:p>
       <w:pPr>
         <w:pStyle w:val="Heading2"/>
@@ -4359,8 +4261,8 @@
         </w:tc>
       </w:tr>
     </w:tbl>
-    <w:bookmarkEnd w:id="26"/>
-    <w:bookmarkStart w:id="29" w:name="evidence"/>
+    <w:bookmarkEnd w:id="29"/>
+    <w:bookmarkStart w:id="32" w:name="evidence"/>
     <w:p>
       <w:pPr>
         <w:pStyle w:val="Heading2"/>
@@ -4379,12 +4281,12 @@
       <w:r>
         <w:t xml:space="preserve"> </w:t>
       </w:r>
-      <w:hyperlink r:id="rId27">
+      <w:hyperlink r:id="rId30">
         <w:r>
           <w:rPr>
             <w:rStyle w:val="VerbatimChar"/>
           </w:rPr>
-          <w:t xml:space="preserve">artifacts/lab-26/screenshots/</w:t>
+          <w:t xml:space="preserve">artifacts/lab-28/screenshots/</w:t>
         </w:r>
       </w:hyperlink>
       <w:r>
@@ -4396,7 +4298,7 @@
       <w:r>
         <w:t xml:space="preserve"> </w:t>
       </w:r>
-      <w:hyperlink r:id="rId28">
+      <w:hyperlink r:id="rId31">
         <w:r>
           <w:rPr>
             <w:rStyle w:val="VerbatimChar"/>
@@ -4433,7 +4335,7 @@
         <w:t xml:space="preserve">Across all 26 labs you traced Kubernetes' reconciliation and control plane, operated it under pressure, ran stateful workloads and exposed them, delivered with GitOps across a fleet, scheduled AI/accelerator workloads, and secured and stress-tested the platform — each claim backed by a real command against real infrastructure. Now you can walk into a war-room and drive it back to green.</w:t>
       </w:r>
     </w:p>
-    <w:bookmarkEnd w:id="29"/>
+    <w:bookmarkEnd w:id="32"/>
     <w:sectPr>
       <w:pgSz w:h="15840" w:w="12240"/>
       <w:pgMar w:bottom="1440" w:footer="720" w:gutter="0" w:header="720" w:left="1440" w:right="1440" w:top="1440"/>
